--- a/docs/entregables/05_configuracion.docx
+++ b/docs/entregables/05_configuracion.docx
@@ -1559,26 +1559,7 @@
       <w:hyperlink w:anchor="_Tab004" w:history="1">
         <w:r>
           <w:rPr/>
-          <w:t xml:space="preserve">Tabla 4. Excepciones registradas</w:t>
-        </w:r>
-        <w:r>
-          <w:rPr/>
-          <w:tab/>
-        </w:r>
-        <w:r>
-          <w:rPr/>
-          <w:t xml:space="preserve">6</w:t>
-        </w:r>
-      </w:hyperlink>
-    </w:p>
-    <w:p>
-      <w:pPr>
-        <w:pStyle w:val="TableofFigures"/>
-      </w:pPr>
-      <w:hyperlink w:anchor="_Tab005" w:history="1">
-        <w:r>
-          <w:rPr/>
-          <w:t xml:space="preserve">Tabla 5. Elementos excluidos del repositorio</w:t>
+          <w:t xml:space="preserve">Tabla 4. Elementos excluidos del repositorio</w:t>
         </w:r>
         <w:r>
           <w:rPr/>
@@ -1594,10 +1575,10 @@
       <w:pPr>
         <w:pStyle w:val="TableofFigures"/>
       </w:pPr>
-      <w:hyperlink w:anchor="_Tab006" w:history="1">
+      <w:hyperlink w:anchor="_Tab005" w:history="1">
         <w:r>
           <w:rPr/>
-          <w:t xml:space="preserve">Tabla 6. Convenciones de configuración de SOAR-CORE-01</w:t>
+          <w:t xml:space="preserve">Tabla 5. Convenciones de configuración de SOAR-CORE-01</w:t>
         </w:r>
         <w:r>
           <w:rPr/>
@@ -2608,7 +2589,7 @@
               <w:rPr>
                 <w:sz w:val="19"/>
               </w:rPr>
-              <w:t>Reglas y decodificadores de Wazuh</w:t>
+              <w:t>Reglas de sobre de Wazuh</w:t>
             </w:r>
           </w:p>
         </w:tc>
@@ -2624,12 +2605,11 @@
             </w:pPr>
             <w:r>
               <w:rPr>
-                <w:b/>
-                <w:color w:val="7A4A00"/>
-                <w:sz w:val="19"/>
-                <w:highlight w:val="yellow"/>
+                <w:rFonts w:ascii="Consolas" w:hAnsi="Consolas"/>
+                <w:sz w:val="16"/>
+                <w:shd w:val="clear" w:color="auto" w:fill="F2F2F2"/>
               </w:rPr>
-              <w:t>[POR CONFIRMAR: ubicación en el repositorio de las reglas de sobre y decodificadores propios de Wazuh — preguntar a Nicolás]</w:t>
+              <w:t>infra/wazuh/reglas/kronos_reglas_sobre.xml</w:t>
             </w:r>
           </w:p>
         </w:tc>
@@ -2666,7 +2646,13 @@
                 <w:rFonts w:ascii="Segoe UI Emoji" w:hAnsi="Segoe UI Emoji"/>
                 <w:sz w:val="19"/>
               </w:rPr>
-              <w:t>❓</w:t>
+              <w:t>🟡</w:t>
+            </w:r>
+            <w:r>
+              <w:rPr>
+                <w:sz w:val="19"/>
+              </w:rPr>
+              <w:t xml:space="preserve"> PR #8 abierto</w:t>
             </w:r>
           </w:p>
         </w:tc>
@@ -2688,7 +2674,162 @@
               <w:rPr>
                 <w:sz w:val="19"/>
               </w:rPr>
+              <w:t>Decodificadores propios de Wazuh</w:t>
+            </w:r>
+          </w:p>
+        </w:tc>
+        <w:tc>
+          <w:tcPr>
+            <w:tcW w:type="dxa" w:w="3328"/>
+            <w:vAlign w:val="top"/>
+          </w:tcPr>
+          <w:p>
+            <w:pPr>
+              <w:pStyle w:val="Textodetabla"/>
+            </w:pPr>
+            <w:r>
+              <w:rPr>
+                <w:b/>
+                <w:color w:val="7A4A00"/>
+                <w:sz w:val="19"/>
+                <w:highlight w:val="yellow"/>
+              </w:rPr>
+              <w:t>[POR CONFIRMAR: si habrá decodificadores propios y dónde se versionan — preguntar a Nicolás]</w:t>
+            </w:r>
+          </w:p>
+        </w:tc>
+        <w:tc>
+          <w:tcPr>
+            <w:tcW w:type="dxa" w:w="2026"/>
+            <w:vAlign w:val="top"/>
+          </w:tcPr>
+          <w:p>
+            <w:pPr>
+              <w:pStyle w:val="Textodetabla"/>
+            </w:pPr>
+            <w:r>
+              <w:rPr>
+                <w:sz w:val="19"/>
+              </w:rPr>
+              <w:t>Nicolás</w:t>
+            </w:r>
+          </w:p>
+        </w:tc>
+        <w:tc>
+          <w:tcPr>
+            <w:tcW w:type="dxa" w:w="1592"/>
+            <w:vAlign w:val="top"/>
+          </w:tcPr>
+          <w:p>
+            <w:pPr>
+              <w:pStyle w:val="Textodetabla"/>
+            </w:pPr>
+            <w:r>
+              <w:rPr>
+                <w:rFonts w:ascii="Segoe UI Emoji" w:hAnsi="Segoe UI Emoji"/>
+                <w:sz w:val="19"/>
+              </w:rPr>
+              <w:t>❓</w:t>
+            </w:r>
+          </w:p>
+        </w:tc>
+      </w:tr>
+      <w:tr>
+        <w:trPr>
+          <w:cantSplit/>
+        </w:trPr>
+        <w:tc>
+          <w:tcPr>
+            <w:tcW w:type="dxa" w:w="2460"/>
+            <w:vAlign w:val="top"/>
+            <w:shd w:val="clear" w:color="auto" w:fill="F3F6FA"/>
+          </w:tcPr>
+          <w:p>
+            <w:pPr>
+              <w:pStyle w:val="Textodetabla"/>
+            </w:pPr>
+            <w:r>
+              <w:rPr>
+                <w:sz w:val="19"/>
+              </w:rPr>
               <w:t>Scripts de Active Response</w:t>
+            </w:r>
+          </w:p>
+        </w:tc>
+        <w:tc>
+          <w:tcPr>
+            <w:tcW w:type="dxa" w:w="3328"/>
+            <w:vAlign w:val="top"/>
+            <w:shd w:val="clear" w:color="auto" w:fill="F3F6FA"/>
+          </w:tcPr>
+          <w:p>
+            <w:pPr>
+              <w:pStyle w:val="Textodetabla"/>
+            </w:pPr>
+            <w:r>
+              <w:rPr>
+                <w:sz w:val="19"/>
+              </w:rPr>
+              <w:t>Por definir</w:t>
+            </w:r>
+          </w:p>
+        </w:tc>
+        <w:tc>
+          <w:tcPr>
+            <w:tcW w:type="dxa" w:w="2026"/>
+            <w:vAlign w:val="top"/>
+            <w:shd w:val="clear" w:color="auto" w:fill="F3F6FA"/>
+          </w:tcPr>
+          <w:p>
+            <w:pPr>
+              <w:pStyle w:val="Textodetabla"/>
+            </w:pPr>
+            <w:r>
+              <w:rPr>
+                <w:sz w:val="19"/>
+              </w:rPr>
+              <w:t>Nicolás y Rodrigo</w:t>
+            </w:r>
+          </w:p>
+        </w:tc>
+        <w:tc>
+          <w:tcPr>
+            <w:tcW w:type="dxa" w:w="1592"/>
+            <w:vAlign w:val="top"/>
+            <w:shd w:val="clear" w:color="auto" w:fill="F3F6FA"/>
+          </w:tcPr>
+          <w:p>
+            <w:pPr>
+              <w:pStyle w:val="Textodetabla"/>
+            </w:pPr>
+            <w:r>
+              <w:rPr>
+                <w:rFonts w:ascii="Segoe UI Emoji" w:hAnsi="Segoe UI Emoji"/>
+                <w:sz w:val="19"/>
+              </w:rPr>
+              <w:t>⏳</w:t>
+            </w:r>
+          </w:p>
+        </w:tc>
+      </w:tr>
+      <w:tr>
+        <w:trPr>
+          <w:cantSplit/>
+        </w:trPr>
+        <w:tc>
+          <w:tcPr>
+            <w:tcW w:type="dxa" w:w="2460"/>
+            <w:vAlign w:val="top"/>
+          </w:tcPr>
+          <w:p>
+            <w:pPr>
+              <w:pStyle w:val="Textodetabla"/>
+            </w:pPr>
+            <w:r>
+              <w:rPr>
+                <w:sz w:val="19"/>
+              </w:rPr>
+              <w:t>Instaladores del agente</w:t>
             </w:r>
           </w:p>
         </w:tc>
@@ -2722,7 +2863,7 @@
               <w:rPr>
                 <w:sz w:val="19"/>
               </w:rPr>
-              <w:t>Nicolás y Rodrigo</w:t>
+              <w:t>Nicolás</w:t>
             </w:r>
           </w:p>
         </w:tc>
@@ -2763,7 +2904,7 @@
               <w:rPr>
                 <w:sz w:val="19"/>
               </w:rPr>
-              <w:t>Instaladores del agente</w:t>
+              <w:t>Configuración del grupo de Wazuh del laboratorio</w:t>
             </w:r>
           </w:p>
         </w:tc>
@@ -2840,81 +2981,6 @@
               <w:rPr>
                 <w:sz w:val="19"/>
               </w:rPr>
-              <w:t>Configuración del grupo de Wazuh del laboratorio</w:t>
-            </w:r>
-          </w:p>
-        </w:tc>
-        <w:tc>
-          <w:tcPr>
-            <w:tcW w:type="dxa" w:w="3328"/>
-            <w:vAlign w:val="top"/>
-          </w:tcPr>
-          <w:p>
-            <w:pPr>
-              <w:pStyle w:val="Textodetabla"/>
-            </w:pPr>
-            <w:r>
-              <w:rPr>
-                <w:sz w:val="19"/>
-              </w:rPr>
-              <w:t>Por definir</w:t>
-            </w:r>
-          </w:p>
-        </w:tc>
-        <w:tc>
-          <w:tcPr>
-            <w:tcW w:type="dxa" w:w="2026"/>
-            <w:vAlign w:val="top"/>
-          </w:tcPr>
-          <w:p>
-            <w:pPr>
-              <w:pStyle w:val="Textodetabla"/>
-            </w:pPr>
-            <w:r>
-              <w:rPr>
-                <w:sz w:val="19"/>
-              </w:rPr>
-              <w:t>Nicolás</w:t>
-            </w:r>
-          </w:p>
-        </w:tc>
-        <w:tc>
-          <w:tcPr>
-            <w:tcW w:type="dxa" w:w="1592"/>
-            <w:vAlign w:val="top"/>
-          </w:tcPr>
-          <w:p>
-            <w:pPr>
-              <w:pStyle w:val="Textodetabla"/>
-            </w:pPr>
-            <w:r>
-              <w:rPr>
-                <w:rFonts w:ascii="Segoe UI Emoji" w:hAnsi="Segoe UI Emoji"/>
-                <w:sz w:val="19"/>
-              </w:rPr>
-              <w:t>⏳</w:t>
-            </w:r>
-          </w:p>
-        </w:tc>
-      </w:tr>
-      <w:tr>
-        <w:trPr>
-          <w:cantSplit/>
-        </w:trPr>
-        <w:tc>
-          <w:tcPr>
-            <w:tcW w:type="dxa" w:w="2460"/>
-            <w:vAlign w:val="top"/>
-            <w:shd w:val="clear" w:color="auto" w:fill="F3F6FA"/>
-          </w:tcPr>
-          <w:p>
-            <w:pPr>
-              <w:pStyle w:val="Textodetabla"/>
-            </w:pPr>
-            <w:r>
-              <w:rPr>
-                <w:sz w:val="19"/>
-              </w:rPr>
               <w:t>Casos de prueba de la medición</w:t>
             </w:r>
           </w:p>
@@ -2923,7 +2989,6 @@
           <w:tcPr>
             <w:tcW w:type="dxa" w:w="3328"/>
             <w:vAlign w:val="top"/>
-            <w:shd w:val="clear" w:color="auto" w:fill="F3F6FA"/>
           </w:tcPr>
           <w:p>
             <w:pPr>
@@ -2977,6 +3042,82 @@
           <w:tcPr>
             <w:tcW w:type="dxa" w:w="2026"/>
             <w:vAlign w:val="top"/>
+          </w:tcPr>
+          <w:p>
+            <w:pPr>
+              <w:pStyle w:val="Textodetabla"/>
+            </w:pPr>
+            <w:r>
+              <w:rPr>
+                <w:sz w:val="19"/>
+              </w:rPr>
+              <w:t>Patricio</w:t>
+            </w:r>
+          </w:p>
+        </w:tc>
+        <w:tc>
+          <w:tcPr>
+            <w:tcW w:type="dxa" w:w="1592"/>
+            <w:vAlign w:val="top"/>
+          </w:tcPr>
+          <w:p>
+            <w:pPr>
+              <w:pStyle w:val="Textodetabla"/>
+            </w:pPr>
+            <w:r>
+              <w:rPr>
+                <w:rFonts w:ascii="Segoe UI Emoji" w:hAnsi="Segoe UI Emoji"/>
+                <w:sz w:val="19"/>
+              </w:rPr>
+              <w:t>✅</w:t>
+            </w:r>
+          </w:p>
+        </w:tc>
+      </w:tr>
+      <w:tr>
+        <w:trPr>
+          <w:cantSplit/>
+        </w:trPr>
+        <w:tc>
+          <w:tcPr>
+            <w:tcW w:type="dxa" w:w="2460"/>
+            <w:vAlign w:val="top"/>
+            <w:shd w:val="clear" w:color="auto" w:fill="F3F6FA"/>
+          </w:tcPr>
+          <w:p>
+            <w:pPr>
+              <w:pStyle w:val="Textodetabla"/>
+            </w:pPr>
+            <w:r>
+              <w:rPr>
+                <w:sz w:val="19"/>
+              </w:rPr>
+              <w:t>Conjunto de 150 casos etiquetados</w:t>
+            </w:r>
+          </w:p>
+        </w:tc>
+        <w:tc>
+          <w:tcPr>
+            <w:tcW w:type="dxa" w:w="3328"/>
+            <w:vAlign w:val="top"/>
+            <w:shd w:val="clear" w:color="auto" w:fill="F3F6FA"/>
+          </w:tcPr>
+          <w:p>
+            <w:pPr>
+              <w:pStyle w:val="Textodetabla"/>
+            </w:pPr>
+            <w:r>
+              <w:rPr>
+                <w:sz w:val="19"/>
+              </w:rPr>
+              <w:t>Por definir</w:t>
+            </w:r>
+          </w:p>
+        </w:tc>
+        <w:tc>
+          <w:tcPr>
+            <w:tcW w:type="dxa" w:w="2026"/>
+            <w:vAlign w:val="top"/>
             <w:shd w:val="clear" w:color="auto" w:fill="F3F6FA"/>
           </w:tcPr>
           <w:p>
@@ -2988,6 +3129,176 @@
                 <w:sz w:val="19"/>
               </w:rPr>
               <w:t>Patricio</w:t>
+            </w:r>
+          </w:p>
+        </w:tc>
+        <w:tc>
+          <w:tcPr>
+            <w:tcW w:type="dxa" w:w="1592"/>
+            <w:vAlign w:val="top"/>
+            <w:shd w:val="clear" w:color="auto" w:fill="F3F6FA"/>
+          </w:tcPr>
+          <w:p>
+            <w:pPr>
+              <w:pStyle w:val="Textodetabla"/>
+            </w:pPr>
+            <w:r>
+              <w:rPr>
+                <w:rFonts w:ascii="Segoe UI Emoji" w:hAnsi="Segoe UI Emoji"/>
+                <w:sz w:val="19"/>
+              </w:rPr>
+              <w:t>⏳</w:t>
+            </w:r>
+          </w:p>
+        </w:tc>
+      </w:tr>
+      <w:tr>
+        <w:trPr>
+          <w:cantSplit/>
+        </w:trPr>
+        <w:tc>
+          <w:tcPr>
+            <w:tcW w:type="dxa" w:w="2460"/>
+            <w:vAlign w:val="top"/>
+          </w:tcPr>
+          <w:p>
+            <w:pPr>
+              <w:pStyle w:val="Textodetabla"/>
+            </w:pPr>
+            <w:r>
+              <w:rPr>
+                <w:sz w:val="19"/>
+              </w:rPr>
+              <w:t>Resultados de medición</w:t>
+            </w:r>
+          </w:p>
+        </w:tc>
+        <w:tc>
+          <w:tcPr>
+            <w:tcW w:type="dxa" w:w="3328"/>
+            <w:vAlign w:val="top"/>
+          </w:tcPr>
+          <w:p>
+            <w:pPr>
+              <w:pStyle w:val="Textodetabla"/>
+            </w:pPr>
+            <w:r>
+              <w:rPr>
+                <w:rFonts w:ascii="Consolas" w:hAnsi="Consolas"/>
+                <w:sz w:val="16"/>
+                <w:shd w:val="clear" w:color="auto" w:fill="F2F2F2"/>
+              </w:rPr>
+              <w:t>decision/mediciones/resultados/*.csv</w:t>
+            </w:r>
+          </w:p>
+        </w:tc>
+        <w:tc>
+          <w:tcPr>
+            <w:tcW w:type="dxa" w:w="2026"/>
+            <w:vAlign w:val="top"/>
+          </w:tcPr>
+          <w:p>
+            <w:pPr>
+              <w:pStyle w:val="Textodetabla"/>
+            </w:pPr>
+            <w:r>
+              <w:rPr>
+                <w:sz w:val="19"/>
+              </w:rPr>
+              <w:t>Patricio</w:t>
+            </w:r>
+          </w:p>
+        </w:tc>
+        <w:tc>
+          <w:tcPr>
+            <w:tcW w:type="dxa" w:w="1592"/>
+            <w:vAlign w:val="top"/>
+          </w:tcPr>
+          <w:p>
+            <w:pPr>
+              <w:pStyle w:val="Textodetabla"/>
+            </w:pPr>
+            <w:r>
+              <w:rPr>
+                <w:rFonts w:ascii="Segoe UI Emoji" w:hAnsi="Segoe UI Emoji"/>
+                <w:sz w:val="19"/>
+              </w:rPr>
+              <w:t>✅</w:t>
+            </w:r>
+          </w:p>
+        </w:tc>
+      </w:tr>
+      <w:tr>
+        <w:trPr>
+          <w:cantSplit/>
+        </w:trPr>
+        <w:tc>
+          <w:tcPr>
+            <w:tcW w:type="dxa" w:w="2460"/>
+            <w:vAlign w:val="top"/>
+            <w:shd w:val="clear" w:color="auto" w:fill="F3F6FA"/>
+          </w:tcPr>
+          <w:p>
+            <w:pPr>
+              <w:pStyle w:val="Textodetabla"/>
+            </w:pPr>
+            <w:r>
+              <w:rPr>
+                <w:sz w:val="19"/>
+              </w:rPr>
+              <w:t>Pruebas</w:t>
+            </w:r>
+          </w:p>
+        </w:tc>
+        <w:tc>
+          <w:tcPr>
+            <w:tcW w:type="dxa" w:w="3328"/>
+            <w:vAlign w:val="top"/>
+            <w:shd w:val="clear" w:color="auto" w:fill="F3F6FA"/>
+          </w:tcPr>
+          <w:p>
+            <w:pPr>
+              <w:pStyle w:val="Textodetabla"/>
+            </w:pPr>
+            <w:r>
+              <w:rPr>
+                <w:rFonts w:ascii="Consolas" w:hAnsi="Consolas"/>
+                <w:sz w:val="16"/>
+                <w:shd w:val="clear" w:color="auto" w:fill="F2F2F2"/>
+              </w:rPr>
+              <w:t>tests/unit/</w:t>
+            </w:r>
+            <w:r>
+              <w:rPr>
+                <w:sz w:val="19"/>
+              </w:rPr>
+              <w:t xml:space="preserve">, </w:t>
+            </w:r>
+            <w:r>
+              <w:rPr>
+                <w:rFonts w:ascii="Consolas" w:hAnsi="Consolas"/>
+                <w:sz w:val="16"/>
+                <w:shd w:val="clear" w:color="auto" w:fill="F2F2F2"/>
+              </w:rPr>
+              <w:t>tests/sql/</w:t>
+            </w:r>
+          </w:p>
+        </w:tc>
+        <w:tc>
+          <w:tcPr>
+            <w:tcW w:type="dxa" w:w="2026"/>
+            <w:vAlign w:val="top"/>
+            <w:shd w:val="clear" w:color="auto" w:fill="F3F6FA"/>
+          </w:tcPr>
+          <w:p>
+            <w:pPr>
+              <w:pStyle w:val="Textodetabla"/>
+            </w:pPr>
+            <w:r>
+              <w:rPr>
+                <w:sz w:val="19"/>
+              </w:rPr>
+              <w:t>Todos</w:t>
             </w:r>
           </w:p>
         </w:tc>
@@ -3028,251 +3339,6 @@
               <w:rPr>
                 <w:sz w:val="19"/>
               </w:rPr>
-              <w:t>Conjunto de 150 casos etiquetados</w:t>
-            </w:r>
-          </w:p>
-        </w:tc>
-        <w:tc>
-          <w:tcPr>
-            <w:tcW w:type="dxa" w:w="3328"/>
-            <w:vAlign w:val="top"/>
-          </w:tcPr>
-          <w:p>
-            <w:pPr>
-              <w:pStyle w:val="Textodetabla"/>
-            </w:pPr>
-            <w:r>
-              <w:rPr>
-                <w:sz w:val="19"/>
-              </w:rPr>
-              <w:t>Por definir</w:t>
-            </w:r>
-          </w:p>
-        </w:tc>
-        <w:tc>
-          <w:tcPr>
-            <w:tcW w:type="dxa" w:w="2026"/>
-            <w:vAlign w:val="top"/>
-          </w:tcPr>
-          <w:p>
-            <w:pPr>
-              <w:pStyle w:val="Textodetabla"/>
-            </w:pPr>
-            <w:r>
-              <w:rPr>
-                <w:sz w:val="19"/>
-              </w:rPr>
-              <w:t>Patricio</w:t>
-            </w:r>
-          </w:p>
-        </w:tc>
-        <w:tc>
-          <w:tcPr>
-            <w:tcW w:type="dxa" w:w="1592"/>
-            <w:vAlign w:val="top"/>
-          </w:tcPr>
-          <w:p>
-            <w:pPr>
-              <w:pStyle w:val="Textodetabla"/>
-            </w:pPr>
-            <w:r>
-              <w:rPr>
-                <w:rFonts w:ascii="Segoe UI Emoji" w:hAnsi="Segoe UI Emoji"/>
-                <w:sz w:val="19"/>
-              </w:rPr>
-              <w:t>⏳</w:t>
-            </w:r>
-          </w:p>
-        </w:tc>
-      </w:tr>
-      <w:tr>
-        <w:trPr>
-          <w:cantSplit/>
-        </w:trPr>
-        <w:tc>
-          <w:tcPr>
-            <w:tcW w:type="dxa" w:w="2460"/>
-            <w:vAlign w:val="top"/>
-            <w:shd w:val="clear" w:color="auto" w:fill="F3F6FA"/>
-          </w:tcPr>
-          <w:p>
-            <w:pPr>
-              <w:pStyle w:val="Textodetabla"/>
-            </w:pPr>
-            <w:r>
-              <w:rPr>
-                <w:sz w:val="19"/>
-              </w:rPr>
-              <w:t>Resultados de medición</w:t>
-            </w:r>
-          </w:p>
-        </w:tc>
-        <w:tc>
-          <w:tcPr>
-            <w:tcW w:type="dxa" w:w="3328"/>
-            <w:vAlign w:val="top"/>
-            <w:shd w:val="clear" w:color="auto" w:fill="F3F6FA"/>
-          </w:tcPr>
-          <w:p>
-            <w:pPr>
-              <w:pStyle w:val="Textodetabla"/>
-            </w:pPr>
-            <w:r>
-              <w:rPr>
-                <w:rFonts w:ascii="Consolas" w:hAnsi="Consolas"/>
-                <w:sz w:val="16"/>
-                <w:shd w:val="clear" w:color="auto" w:fill="F2F2F2"/>
-              </w:rPr>
-              <w:t>decision/mediciones/resultados/*.csv</w:t>
-            </w:r>
-          </w:p>
-        </w:tc>
-        <w:tc>
-          <w:tcPr>
-            <w:tcW w:type="dxa" w:w="2026"/>
-            <w:vAlign w:val="top"/>
-            <w:shd w:val="clear" w:color="auto" w:fill="F3F6FA"/>
-          </w:tcPr>
-          <w:p>
-            <w:pPr>
-              <w:pStyle w:val="Textodetabla"/>
-            </w:pPr>
-            <w:r>
-              <w:rPr>
-                <w:sz w:val="19"/>
-              </w:rPr>
-              <w:t>Patricio</w:t>
-            </w:r>
-          </w:p>
-        </w:tc>
-        <w:tc>
-          <w:tcPr>
-            <w:tcW w:type="dxa" w:w="1592"/>
-            <w:vAlign w:val="top"/>
-            <w:shd w:val="clear" w:color="auto" w:fill="F3F6FA"/>
-          </w:tcPr>
-          <w:p>
-            <w:pPr>
-              <w:pStyle w:val="Textodetabla"/>
-            </w:pPr>
-            <w:r>
-              <w:rPr>
-                <w:rFonts w:ascii="Segoe UI Emoji" w:hAnsi="Segoe UI Emoji"/>
-                <w:sz w:val="19"/>
-              </w:rPr>
-              <w:t>✅</w:t>
-            </w:r>
-          </w:p>
-        </w:tc>
-      </w:tr>
-      <w:tr>
-        <w:trPr>
-          <w:cantSplit/>
-        </w:trPr>
-        <w:tc>
-          <w:tcPr>
-            <w:tcW w:type="dxa" w:w="2460"/>
-            <w:vAlign w:val="top"/>
-          </w:tcPr>
-          <w:p>
-            <w:pPr>
-              <w:pStyle w:val="Textodetabla"/>
-            </w:pPr>
-            <w:r>
-              <w:rPr>
-                <w:sz w:val="19"/>
-              </w:rPr>
-              <w:t>Pruebas</w:t>
-            </w:r>
-          </w:p>
-        </w:tc>
-        <w:tc>
-          <w:tcPr>
-            <w:tcW w:type="dxa" w:w="3328"/>
-            <w:vAlign w:val="top"/>
-          </w:tcPr>
-          <w:p>
-            <w:pPr>
-              <w:pStyle w:val="Textodetabla"/>
-            </w:pPr>
-            <w:r>
-              <w:rPr>
-                <w:rFonts w:ascii="Consolas" w:hAnsi="Consolas"/>
-                <w:sz w:val="16"/>
-                <w:shd w:val="clear" w:color="auto" w:fill="F2F2F2"/>
-              </w:rPr>
-              <w:t>tests/unit/</w:t>
-            </w:r>
-            <w:r>
-              <w:rPr>
-                <w:sz w:val="19"/>
-              </w:rPr>
-              <w:t xml:space="preserve">, </w:t>
-            </w:r>
-            <w:r>
-              <w:rPr>
-                <w:rFonts w:ascii="Consolas" w:hAnsi="Consolas"/>
-                <w:sz w:val="16"/>
-                <w:shd w:val="clear" w:color="auto" w:fill="F2F2F2"/>
-              </w:rPr>
-              <w:t>tests/sql/</w:t>
-            </w:r>
-          </w:p>
-        </w:tc>
-        <w:tc>
-          <w:tcPr>
-            <w:tcW w:type="dxa" w:w="2026"/>
-            <w:vAlign w:val="top"/>
-          </w:tcPr>
-          <w:p>
-            <w:pPr>
-              <w:pStyle w:val="Textodetabla"/>
-            </w:pPr>
-            <w:r>
-              <w:rPr>
-                <w:sz w:val="19"/>
-              </w:rPr>
-              <w:t>Todos</w:t>
-            </w:r>
-          </w:p>
-        </w:tc>
-        <w:tc>
-          <w:tcPr>
-            <w:tcW w:type="dxa" w:w="1592"/>
-            <w:vAlign w:val="top"/>
-          </w:tcPr>
-          <w:p>
-            <w:pPr>
-              <w:pStyle w:val="Textodetabla"/>
-            </w:pPr>
-            <w:r>
-              <w:rPr>
-                <w:rFonts w:ascii="Segoe UI Emoji" w:hAnsi="Segoe UI Emoji"/>
-                <w:sz w:val="19"/>
-              </w:rPr>
-              <w:t>✅</w:t>
-            </w:r>
-          </w:p>
-        </w:tc>
-      </w:tr>
-      <w:tr>
-        <w:trPr>
-          <w:cantSplit/>
-        </w:trPr>
-        <w:tc>
-          <w:tcPr>
-            <w:tcW w:type="dxa" w:w="2460"/>
-            <w:vAlign w:val="top"/>
-            <w:shd w:val="clear" w:color="auto" w:fill="F3F6FA"/>
-          </w:tcPr>
-          <w:p>
-            <w:pPr>
-              <w:pStyle w:val="Textodetabla"/>
-            </w:pPr>
-            <w:r>
-              <w:rPr>
-                <w:sz w:val="19"/>
-              </w:rPr>
               <w:t>CI y herramientas</w:t>
             </w:r>
           </w:p>
@@ -3281,7 +3347,6 @@
           <w:tcPr>
             <w:tcW w:type="dxa" w:w="3328"/>
             <w:vAlign w:val="top"/>
-            <w:shd w:val="clear" w:color="auto" w:fill="F3F6FA"/>
           </w:tcPr>
           <w:p>
             <w:pPr>
@@ -3329,6 +3394,46 @@
           <w:tcPr>
             <w:tcW w:type="dxa" w:w="2026"/>
             <w:vAlign w:val="top"/>
+          </w:tcPr>
+          <w:p>
+            <w:pPr>
+              <w:pStyle w:val="Textodetabla"/>
+            </w:pPr>
+            <w:r>
+              <w:rPr>
+                <w:sz w:val="19"/>
+              </w:rPr>
+              <w:t>Rodrigo</w:t>
+            </w:r>
+          </w:p>
+        </w:tc>
+        <w:tc>
+          <w:tcPr>
+            <w:tcW w:type="dxa" w:w="1592"/>
+            <w:vAlign w:val="top"/>
+          </w:tcPr>
+          <w:p>
+            <w:pPr>
+              <w:pStyle w:val="Textodetabla"/>
+            </w:pPr>
+            <w:r>
+              <w:rPr>
+                <w:rFonts w:ascii="Segoe UI Emoji" w:hAnsi="Segoe UI Emoji"/>
+                <w:sz w:val="19"/>
+              </w:rPr>
+              <w:t>✅</w:t>
+            </w:r>
+          </w:p>
+        </w:tc>
+      </w:tr>
+      <w:tr>
+        <w:trPr>
+          <w:cantSplit/>
+        </w:trPr>
+        <w:tc>
+          <w:tcPr>
+            <w:tcW w:type="dxa" w:w="2460"/>
+            <w:vAlign w:val="top"/>
             <w:shd w:val="clear" w:color="auto" w:fill="F3F6FA"/>
           </w:tcPr>
           <w:p>
@@ -3339,7 +3444,45 @@
               <w:rPr>
                 <w:sz w:val="19"/>
               </w:rPr>
-              <w:t>Rodrigo</w:t>
+              <w:t>Evidencia</w:t>
+            </w:r>
+          </w:p>
+        </w:tc>
+        <w:tc>
+          <w:tcPr>
+            <w:tcW w:type="dxa" w:w="3328"/>
+            <w:vAlign w:val="top"/>
+            <w:shd w:val="clear" w:color="auto" w:fill="F3F6FA"/>
+          </w:tcPr>
+          <w:p>
+            <w:pPr>
+              <w:pStyle w:val="Textodetabla"/>
+            </w:pPr>
+            <w:r>
+              <w:rPr>
+                <w:rFonts w:ascii="Consolas" w:hAnsi="Consolas"/>
+                <w:sz w:val="16"/>
+                <w:shd w:val="clear" w:color="auto" w:fill="F2F2F2"/>
+              </w:rPr>
+              <w:t>docs/evidencia/</w:t>
+            </w:r>
+          </w:p>
+        </w:tc>
+        <w:tc>
+          <w:tcPr>
+            <w:tcW w:type="dxa" w:w="2026"/>
+            <w:vAlign w:val="top"/>
+            <w:shd w:val="clear" w:color="auto" w:fill="F3F6FA"/>
+          </w:tcPr>
+          <w:p>
+            <w:pPr>
+              <w:pStyle w:val="Textodetabla"/>
+            </w:pPr>
+            <w:r>
+              <w:rPr>
+                <w:sz w:val="19"/>
+              </w:rPr>
+              <w:t>Todos</w:t>
             </w:r>
           </w:p>
         </w:tc>
@@ -3380,83 +3523,6 @@
               <w:rPr>
                 <w:sz w:val="19"/>
               </w:rPr>
-              <w:t>Evidencia</w:t>
-            </w:r>
-          </w:p>
-        </w:tc>
-        <w:tc>
-          <w:tcPr>
-            <w:tcW w:type="dxa" w:w="3328"/>
-            <w:vAlign w:val="top"/>
-          </w:tcPr>
-          <w:p>
-            <w:pPr>
-              <w:pStyle w:val="Textodetabla"/>
-            </w:pPr>
-            <w:r>
-              <w:rPr>
-                <w:rFonts w:ascii="Consolas" w:hAnsi="Consolas"/>
-                <w:sz w:val="16"/>
-                <w:shd w:val="clear" w:color="auto" w:fill="F2F2F2"/>
-              </w:rPr>
-              <w:t>docs/evidencia/</w:t>
-            </w:r>
-          </w:p>
-        </w:tc>
-        <w:tc>
-          <w:tcPr>
-            <w:tcW w:type="dxa" w:w="2026"/>
-            <w:vAlign w:val="top"/>
-          </w:tcPr>
-          <w:p>
-            <w:pPr>
-              <w:pStyle w:val="Textodetabla"/>
-            </w:pPr>
-            <w:r>
-              <w:rPr>
-                <w:sz w:val="19"/>
-              </w:rPr>
-              <w:t>Todos</w:t>
-            </w:r>
-          </w:p>
-        </w:tc>
-        <w:tc>
-          <w:tcPr>
-            <w:tcW w:type="dxa" w:w="1592"/>
-            <w:vAlign w:val="top"/>
-          </w:tcPr>
-          <w:p>
-            <w:pPr>
-              <w:pStyle w:val="Textodetabla"/>
-            </w:pPr>
-            <w:r>
-              <w:rPr>
-                <w:rFonts w:ascii="Segoe UI Emoji" w:hAnsi="Segoe UI Emoji"/>
-                <w:sz w:val="19"/>
-              </w:rPr>
-              <w:t>✅</w:t>
-            </w:r>
-          </w:p>
-        </w:tc>
-      </w:tr>
-      <w:tr>
-        <w:trPr>
-          <w:cantSplit/>
-        </w:trPr>
-        <w:tc>
-          <w:tcPr>
-            <w:tcW w:type="dxa" w:w="2460"/>
-            <w:vAlign w:val="top"/>
-            <w:shd w:val="clear" w:color="auto" w:fill="F3F6FA"/>
-          </w:tcPr>
-          <w:p>
-            <w:pPr>
-              <w:pStyle w:val="Textodetabla"/>
-            </w:pPr>
-            <w:r>
-              <w:rPr>
-                <w:sz w:val="19"/>
-              </w:rPr>
               <w:t>Documentos de la entrega</w:t>
             </w:r>
           </w:p>
@@ -3465,7 +3531,6 @@
           <w:tcPr>
             <w:tcW w:type="dxa" w:w="3328"/>
             <w:vAlign w:val="top"/>
-            <w:shd w:val="clear" w:color="auto" w:fill="F3F6FA"/>
           </w:tcPr>
           <w:p>
             <w:pPr>
@@ -3533,7 +3598,6 @@
           <w:tcPr>
             <w:tcW w:type="dxa" w:w="2026"/>
             <w:vAlign w:val="top"/>
-            <w:shd w:val="clear" w:color="auto" w:fill="F3F6FA"/>
           </w:tcPr>
           <w:p>
             <w:pPr>
@@ -3551,7 +3615,6 @@
           <w:tcPr>
             <w:tcW w:type="dxa" w:w="1592"/>
             <w:vAlign w:val="top"/>
-            <w:shd w:val="clear" w:color="auto" w:fill="F3F6FA"/>
           </w:tcPr>
           <w:p>
             <w:pPr>
@@ -3581,6 +3644,7 @@
           <w:tcPr>
             <w:tcW w:type="dxa" w:w="2460"/>
             <w:vAlign w:val="top"/>
+            <w:shd w:val="clear" w:color="auto" w:fill="F3F6FA"/>
           </w:tcPr>
           <w:p>
             <w:pPr>
@@ -3598,6 +3662,7 @@
           <w:tcPr>
             <w:tcW w:type="dxa" w:w="3328"/>
             <w:vAlign w:val="top"/>
+            <w:shd w:val="clear" w:color="auto" w:fill="F3F6FA"/>
           </w:tcPr>
           <w:p>
             <w:pPr>
@@ -3617,6 +3682,7 @@
           <w:tcPr>
             <w:tcW w:type="dxa" w:w="2026"/>
             <w:vAlign w:val="top"/>
+            <w:shd w:val="clear" w:color="auto" w:fill="F3F6FA"/>
           </w:tcPr>
           <w:p>
             <w:pPr>
@@ -3634,6 +3700,7 @@
           <w:tcPr>
             <w:tcW w:type="dxa" w:w="1592"/>
             <w:vAlign w:val="top"/>
+            <w:shd w:val="clear" w:color="auto" w:fill="F3F6FA"/>
           </w:tcPr>
           <w:p>
             <w:pPr>
@@ -4538,6 +4605,147 @@
                 <w:sz w:val="16"/>
                 <w:shd w:val="clear" w:color="auto" w:fill="F2F2F2"/>
               </w:rPr>
+              <w:t>feat/e1-reglas-sobre</w:t>
+            </w:r>
+          </w:p>
+        </w:tc>
+        <w:tc>
+          <w:tcPr>
+            <w:tcW w:type="dxa" w:w="3473"/>
+            <w:vAlign w:val="top"/>
+            <w:shd w:val="clear" w:color="auto" w:fill="F3F6FA"/>
+          </w:tcPr>
+          <w:p>
+            <w:pPr>
+              <w:pStyle w:val="Textodetabla"/>
+            </w:pPr>
+            <w:r>
+              <w:rPr>
+                <w:sz w:val="19"/>
+              </w:rPr>
+              <w:t>15 reglas de sobre</w:t>
+            </w:r>
+          </w:p>
+        </w:tc>
+        <w:tc>
+          <w:tcPr>
+            <w:tcW w:type="dxa" w:w="2894"/>
+            <w:vAlign w:val="top"/>
+            <w:shd w:val="clear" w:color="auto" w:fill="F3F6FA"/>
+          </w:tcPr>
+          <w:p>
+            <w:pPr>
+              <w:pStyle w:val="Textodetabla"/>
+            </w:pPr>
+            <w:r>
+              <w:rPr>
+                <w:sz w:val="19"/>
+              </w:rPr>
+              <w:t>Abierta (PR #8)</w:t>
+            </w:r>
+          </w:p>
+        </w:tc>
+      </w:tr>
+      <w:tr>
+        <w:trPr>
+          <w:cantSplit/>
+        </w:trPr>
+        <w:tc>
+          <w:tcPr>
+            <w:tcW w:type="dxa" w:w="3039"/>
+            <w:vAlign w:val="top"/>
+          </w:tcPr>
+          <w:p>
+            <w:pPr>
+              <w:pStyle w:val="Textodetabla"/>
+            </w:pPr>
+            <w:r>
+              <w:rPr>
+                <w:rFonts w:ascii="Consolas" w:hAnsi="Consolas"/>
+                <w:sz w:val="16"/>
+                <w:shd w:val="clear" w:color="auto" w:fill="F2F2F2"/>
+              </w:rPr>
+              <w:t>feat/e1-documentacion</w:t>
+            </w:r>
+          </w:p>
+        </w:tc>
+        <w:tc>
+          <w:tcPr>
+            <w:tcW w:type="dxa" w:w="3473"/>
+            <w:vAlign w:val="top"/>
+          </w:tcPr>
+          <w:p>
+            <w:pPr>
+              <w:pStyle w:val="Textodetabla"/>
+            </w:pPr>
+            <w:r>
+              <w:rPr>
+                <w:sz w:val="19"/>
+              </w:rPr>
+              <w:t>Documentos de esta entrega</w:t>
+            </w:r>
+          </w:p>
+        </w:tc>
+        <w:tc>
+          <w:tcPr>
+            <w:tcW w:type="dxa" w:w="2894"/>
+            <w:vAlign w:val="top"/>
+          </w:tcPr>
+          <w:p>
+            <w:pPr>
+              <w:pStyle w:val="Textodetabla"/>
+            </w:pPr>
+            <w:r>
+              <w:rPr>
+                <w:sz w:val="19"/>
+              </w:rPr>
+              <w:t xml:space="preserve">Abierta; usa el prefijo </w:t>
+            </w:r>
+            <w:r>
+              <w:rPr>
+                <w:rFonts w:ascii="Consolas" w:hAnsi="Consolas"/>
+                <w:sz w:val="16"/>
+                <w:shd w:val="clear" w:color="auto" w:fill="F2F2F2"/>
+              </w:rPr>
+              <w:t>feat/</w:t>
+            </w:r>
+            <w:r>
+              <w:rPr>
+                <w:sz w:val="19"/>
+              </w:rPr>
+              <w:t xml:space="preserve"> por indicación del equipo, en vez de </w:t>
+            </w:r>
+            <w:r>
+              <w:rPr>
+                <w:rFonts w:ascii="Consolas" w:hAnsi="Consolas"/>
+                <w:sz w:val="16"/>
+                <w:shd w:val="clear" w:color="auto" w:fill="F2F2F2"/>
+              </w:rPr>
+              <w:t>docs/tema</w:t>
+            </w:r>
+          </w:p>
+        </w:tc>
+      </w:tr>
+      <w:tr>
+        <w:trPr>
+          <w:cantSplit/>
+        </w:trPr>
+        <w:tc>
+          <w:tcPr>
+            <w:tcW w:type="dxa" w:w="3039"/>
+            <w:vAlign w:val="top"/>
+            <w:shd w:val="clear" w:color="auto" w:fill="F3F6FA"/>
+          </w:tcPr>
+          <w:p>
+            <w:pPr>
+              <w:pStyle w:val="Textodetabla"/>
+            </w:pPr>
+            <w:r>
+              <w:rPr>
+                <w:rFonts w:ascii="Consolas" w:hAnsi="Consolas"/>
+                <w:sz w:val="16"/>
+                <w:shd w:val="clear" w:color="auto" w:fill="F2F2F2"/>
+              </w:rPr>
               <w:t>feat/e1-test-r1</w:t>
             </w:r>
           </w:p>
@@ -4782,6 +4990,26 @@
       </w:r>
     </w:p>
     <w:p>
+      <w:r>
+        <w:t>Excepciones registradas: D-19 (se omitió la prueba de regresión «e» del hash, R-03) y D-20 (PR #2 y #3 sin revisión cruzada). Los PR #1 y #4 a #6 tampoco tienen revisión registrada; la tabla completa está en el documento 14 (Proceso de integración continua).</w:t>
+      </w:r>
+    </w:p>
+    <w:p>
+      <w:r>
+        <w:t>Como el repositorio no puede proteger ramas con el plan actual de GitHub, este registro es el único control de las excepciones (ver documento 14).</w:t>
+      </w:r>
+    </w:p>
+    <w:p>
+      <w:pPr>
+        <w:pStyle w:val="Heading1"/>
+      </w:pPr>
+      <w:bookmarkStart w:id="1007" w:name="_Toc0007"/>
+      <w:r>
+        <w:t>5. Qué nunca se sube</w:t>
+      </w:r>
+      <w:bookmarkEnd w:id="1007"/>
+    </w:p>
+    <w:p>
       <w:pPr>
         <w:pStyle w:val="Caption"/>
         <w:keepNext/>
@@ -4810,330 +5038,9 @@
         <w:t xml:space="preserve">. </w:t>
       </w:r>
       <w:r>
-        <w:t>Excepciones registradas</w:t>
+        <w:t>Elementos excluidos del repositorio</w:t>
       </w:r>
       <w:bookmarkEnd w:id="5004"/>
-    </w:p>
-    <w:tbl>
-      <w:tblPr>
-        <w:tblW w:type="dxa" w:w="9406"/>
-        <w:jc w:val="center"/>
-        <w:tblLayout w:type="fixed"/>
-        <w:tblLook w:firstColumn="1" w:firstRow="1" w:lastColumn="0" w:lastRow="0" w:noHBand="0" w:noVBand="1" w:val="04A0"/>
-        <w:tblBorders>
-          <w:top w:val="single" w:sz="4" w:space="0" w:color="BFBFBF"/>
-          <w:left w:val="single" w:sz="4" w:space="0" w:color="BFBFBF"/>
-          <w:bottom w:val="single" w:sz="4" w:space="0" w:color="BFBFBF"/>
-          <w:right w:val="single" w:sz="4" w:space="0" w:color="BFBFBF"/>
-          <w:insideH w:val="single" w:sz="4" w:space="0" w:color="BFBFBF"/>
-          <w:insideV w:val="single" w:sz="4" w:space="0" w:color="BFBFBF"/>
-        </w:tblBorders>
-        <w:tblCellMar>
-          <w:top w:w="40" w:type="dxa"/>
-          <w:bottom w:w="40" w:type="dxa"/>
-          <w:left w:w="90" w:type="dxa"/>
-          <w:right w:w="90" w:type="dxa"/>
-        </w:tblCellMar>
-        <w:tblLayout w:type="fixed"/>
-      </w:tblPr>
-      <w:tblGrid>
-        <w:gridCol w:w="940"/>
-        <w:gridCol w:w="4847"/>
-        <w:gridCol w:w="3617"/>
-      </w:tblGrid>
-      <w:tr>
-        <w:trPr>
-          <w:cantSplit/>
-          <w:tblHeader/>
-        </w:trPr>
-        <w:tc>
-          <w:tcPr>
-            <w:tcW w:type="dxa" w:w="941"/>
-            <w:vAlign w:val="center"/>
-            <w:shd w:val="clear" w:color="auto" w:fill="1F3A5F"/>
-          </w:tcPr>
-          <w:p>
-            <w:pPr>
-              <w:pStyle w:val="Textodetabla"/>
-            </w:pPr>
-            <w:r>
-              <w:rPr>
-                <w:b/>
-                <w:color w:val="FFFFFF"/>
-                <w:sz w:val="19"/>
-              </w:rPr>
-              <w:t>Decisión</w:t>
-            </w:r>
-          </w:p>
-        </w:tc>
-        <w:tc>
-          <w:tcPr>
-            <w:tcW w:type="dxa" w:w="4847"/>
-            <w:vAlign w:val="center"/>
-            <w:shd w:val="clear" w:color="auto" w:fill="1F3A5F"/>
-          </w:tcPr>
-          <w:p>
-            <w:pPr>
-              <w:pStyle w:val="Textodetabla"/>
-            </w:pPr>
-            <w:r>
-              <w:rPr>
-                <w:b/>
-                <w:color w:val="FFFFFF"/>
-                <w:sz w:val="19"/>
-              </w:rPr>
-              <w:t>Excepción</w:t>
-            </w:r>
-          </w:p>
-        </w:tc>
-        <w:tc>
-          <w:tcPr>
-            <w:tcW w:type="dxa" w:w="3617"/>
-            <w:vAlign w:val="center"/>
-            <w:shd w:val="clear" w:color="auto" w:fill="1F3A5F"/>
-          </w:tcPr>
-          <w:p>
-            <w:pPr>
-              <w:pStyle w:val="Textodetabla"/>
-            </w:pPr>
-            <w:r>
-              <w:rPr>
-                <w:b/>
-                <w:color w:val="FFFFFF"/>
-                <w:sz w:val="19"/>
-              </w:rPr>
-              <w:t>Motivo</w:t>
-            </w:r>
-          </w:p>
-        </w:tc>
-      </w:tr>
-      <w:tr>
-        <w:trPr>
-          <w:cantSplit/>
-        </w:trPr>
-        <w:tc>
-          <w:tcPr>
-            <w:tcW w:type="dxa" w:w="941"/>
-            <w:vAlign w:val="top"/>
-          </w:tcPr>
-          <w:p>
-            <w:pPr>
-              <w:pStyle w:val="Textodetabla"/>
-            </w:pPr>
-            <w:r>
-              <w:rPr>
-                <w:sz w:val="19"/>
-              </w:rPr>
-              <w:t>D-19</w:t>
-            </w:r>
-          </w:p>
-        </w:tc>
-        <w:tc>
-          <w:tcPr>
-            <w:tcW w:type="dxa" w:w="4847"/>
-            <w:vAlign w:val="top"/>
-          </w:tcPr>
-          <w:p>
-            <w:pPr>
-              <w:pStyle w:val="Textodetabla"/>
-            </w:pPr>
-            <w:r>
-              <w:rPr>
-                <w:sz w:val="19"/>
-              </w:rPr>
-              <w:t>Se omitió la prueba de regresión «e» del hash independiente de la zona horaria</w:t>
-            </w:r>
-          </w:p>
-        </w:tc>
-        <w:tc>
-          <w:tcPr>
-            <w:tcW w:type="dxa" w:w="3617"/>
-            <w:vAlign w:val="top"/>
-          </w:tcPr>
-          <w:p>
-            <w:pPr>
-              <w:pStyle w:val="Textodetabla"/>
-            </w:pPr>
-            <w:r>
-              <w:rPr>
-                <w:sz w:val="19"/>
-              </w:rPr>
-              <w:t>Decisión de Rodrigo; propiedad verificada una vez (R-03)</w:t>
-            </w:r>
-          </w:p>
-        </w:tc>
-      </w:tr>
-      <w:tr>
-        <w:trPr>
-          <w:cantSplit/>
-        </w:trPr>
-        <w:tc>
-          <w:tcPr>
-            <w:tcW w:type="dxa" w:w="941"/>
-            <w:vAlign w:val="top"/>
-            <w:shd w:val="clear" w:color="auto" w:fill="F3F6FA"/>
-          </w:tcPr>
-          <w:p>
-            <w:pPr>
-              <w:pStyle w:val="Textodetabla"/>
-            </w:pPr>
-            <w:r>
-              <w:rPr>
-                <w:sz w:val="19"/>
-              </w:rPr>
-              <w:t>D-20</w:t>
-            </w:r>
-          </w:p>
-        </w:tc>
-        <w:tc>
-          <w:tcPr>
-            <w:tcW w:type="dxa" w:w="4847"/>
-            <w:vAlign w:val="top"/>
-            <w:shd w:val="clear" w:color="auto" w:fill="F3F6FA"/>
-          </w:tcPr>
-          <w:p>
-            <w:pPr>
-              <w:pStyle w:val="Textodetabla"/>
-            </w:pPr>
-            <w:r>
-              <w:rPr>
-                <w:sz w:val="19"/>
-              </w:rPr>
-              <w:t>PR #2 y #3 integrados sin revisión cruzada</w:t>
-            </w:r>
-          </w:p>
-        </w:tc>
-        <w:tc>
-          <w:tcPr>
-            <w:tcW w:type="dxa" w:w="3617"/>
-            <w:vAlign w:val="top"/>
-            <w:shd w:val="clear" w:color="auto" w:fill="F3F6FA"/>
-          </w:tcPr>
-          <w:p>
-            <w:pPr>
-              <w:pStyle w:val="Textodetabla"/>
-            </w:pPr>
-            <w:r>
-              <w:rPr>
-                <w:sz w:val="19"/>
-              </w:rPr>
-              <w:t>Decisión de Rodrigo; checks en verde</w:t>
-            </w:r>
-          </w:p>
-        </w:tc>
-      </w:tr>
-      <w:tr>
-        <w:trPr>
-          <w:cantSplit/>
-        </w:trPr>
-        <w:tc>
-          <w:tcPr>
-            <w:tcW w:type="dxa" w:w="941"/>
-            <w:vAlign w:val="top"/>
-          </w:tcPr>
-          <w:p>
-            <w:pPr>
-              <w:pStyle w:val="Textodetabla"/>
-            </w:pPr>
-            <w:r>
-              <w:rPr>
-                <w:sz w:val="19"/>
-              </w:rPr>
-              <w:t>—</w:t>
-            </w:r>
-          </w:p>
-        </w:tc>
-        <w:tc>
-          <w:tcPr>
-            <w:tcW w:type="dxa" w:w="4847"/>
-            <w:vAlign w:val="top"/>
-          </w:tcPr>
-          <w:p>
-            <w:pPr>
-              <w:pStyle w:val="Textodetabla"/>
-            </w:pPr>
-            <w:r>
-              <w:rPr>
-                <w:sz w:val="19"/>
-              </w:rPr>
-              <w:t>PR #4, #5 y #6 integrados sin revisión registrada en GitHub</w:t>
-            </w:r>
-          </w:p>
-        </w:tc>
-        <w:tc>
-          <w:tcPr>
-            <w:tcW w:type="dxa" w:w="3617"/>
-            <w:vAlign w:val="top"/>
-          </w:tcPr>
-          <w:p>
-            <w:pPr>
-              <w:pStyle w:val="Textodetabla"/>
-            </w:pPr>
-            <w:r>
-              <w:rPr>
-                <w:b/>
-                <w:color w:val="7A4A00"/>
-                <w:sz w:val="19"/>
-                <w:highlight w:val="yellow"/>
-              </w:rPr>
-              <w:t>[POR CONFIRMAR: si los PR #4 a #6 se revisaron fuera de GitHub o deben registrarse como excepción — preguntar a Patricio]</w:t>
-            </w:r>
-          </w:p>
-        </w:tc>
-      </w:tr>
-    </w:tbl>
-    <w:p>
-      <w:pPr>
-        <w:spacing w:after="40" w:line="192" w:lineRule="auto"/>
-      </w:pPr>
-    </w:p>
-    <w:p>
-      <w:r>
-        <w:t>Como el repositorio no puede proteger ramas con el plan actual de GitHub, este registro es el único control de las excepciones (ver documento 14).</w:t>
-      </w:r>
-    </w:p>
-    <w:p>
-      <w:pPr>
-        <w:pStyle w:val="Heading1"/>
-      </w:pPr>
-      <w:bookmarkStart w:id="1007" w:name="_Toc0007"/>
-      <w:r>
-        <w:t>5. Qué nunca se sube</w:t>
-      </w:r>
-      <w:bookmarkEnd w:id="1007"/>
-    </w:p>
-    <w:p>
-      <w:pPr>
-        <w:pStyle w:val="Caption"/>
-        <w:keepNext/>
-        <w:spacing w:before="120" w:after="80"/>
-      </w:pPr>
-      <w:bookmarkStart w:id="5005" w:name="_Tab005"/>
-      <w:r>
-        <w:t xml:space="preserve">Tabla </w:t>
-      </w:r>
-      <w:r>
-        <w:fldChar w:fldCharType="begin"/>
-      </w:r>
-      <w:r>
-        <w:instrText xml:space="preserve"> SEQ Tabla \* ARABIC </w:instrText>
-      </w:r>
-      <w:r>
-        <w:fldChar w:fldCharType="separate"/>
-      </w:r>
-      <w:r>
-        <w:t>5</w:t>
-      </w:r>
-      <w:r>
-        <w:fldChar w:fldCharType="end"/>
-      </w:r>
-      <w:r>
-        <w:t xml:space="preserve">. </w:t>
-      </w:r>
-      <w:r>
-        <w:t>Elementos excluidos del repositorio</w:t>
-      </w:r>
-      <w:bookmarkEnd w:id="5005"/>
     </w:p>
     <w:tbl>
       <w:tblPr>
@@ -5769,7 +5676,7 @@
     </w:p>
     <w:p>
       <w:r>
-        <w:t>gitleaks revisa todo el historial en cada PR y cada commit local. Un secreto que entra al historial se rota aunque se borre (documento 20).</w:t>
+        <w:t>El CI revisa con gitleaks todo el historial en cada PR; el hook local revisa lo que se va a commitear. Un secreto que entra al historial se rota aunque se borre (documento 20).</w:t>
       </w:r>
     </w:p>
     <w:p>
@@ -5938,7 +5845,7 @@
         <w:keepNext/>
         <w:spacing w:before="120" w:after="80"/>
       </w:pPr>
-      <w:bookmarkStart w:id="5006" w:name="_Tab006"/>
+      <w:bookmarkStart w:id="5005" w:name="_Tab005"/>
       <w:r>
         <w:t xml:space="preserve">Tabla </w:t>
       </w:r>
@@ -5952,7 +5859,7 @@
         <w:fldChar w:fldCharType="separate"/>
       </w:r>
       <w:r>
-        <w:t>6</w:t>
+        <w:t>5</w:t>
       </w:r>
       <w:r>
         <w:fldChar w:fldCharType="end"/>
@@ -5963,7 +5870,7 @@
       <w:r>
         <w:t>Convenciones de configuración de SOAR-CORE-01</w:t>
       </w:r>
-      <w:bookmarkEnd w:id="5006"/>
+      <w:bookmarkEnd w:id="5005"/>
     </w:p>
     <w:tbl>
       <w:tblPr>
